--- a/files/ByungjunKim_CV_2609.docx
+++ b/files/ByungjunKim_CV_2609.docx
@@ -4490,6 +4490,91 @@
         </w:rPr>
         <w:t>Other Scholarly Publications (Roundtables, Reports &amp; Essays)</w:t>
       </w:r>
+    </w:p>
+    <w:p>
+      <w:pPr>
+        <w:pStyle w:val="a4"/>
+        <w:numPr>
+          <w:ilvl w:val="0"/>
+          <w:numId w:val="6"/>
+        </w:numPr>
+        <w:spacing w:after="70"/>
+        <w:rPr>
+          <w:rFonts w:ascii="Pretendard" w:eastAsia="Pretendard" w:hAnsi="Pretendard"/>
+          <w:sz w:val="20"/>
+          <w:szCs w:val="20"/>
+        </w:rPr>
+      </w:pPr>
+      <w:r>
+        <w:rPr>
+          <w:rFonts w:ascii="Pretendard" w:eastAsia="Pretendard" w:hAnsi="Pretendard"/>
+          <w:b/>
+          <w:bCs/>
+          <w:sz w:val="20"/>
+          <w:szCs w:val="20"/>
+          <w:u w:val="single"/>
+        </w:rPr>
+        <w:t>김병준</w:t>
+      </w:r>
+      <w:r>
+        <w:rPr>
+          <w:rFonts w:ascii="Pretendard" w:eastAsia="Pretendard" w:hAnsi="Pretendard"/>
+          <w:sz w:val="20"/>
+          <w:szCs w:val="20"/>
+        </w:rPr>
+        <w:t xml:space="preserve">. 「AI 시대, 학술 공유지를 지키는 법: 연구자 데이터 주권과 오픈액세스」. </w:t>
+      </w:r>
+      <w:proofErr w:type="spellStart"/>
+      <w:r>
+        <w:rPr>
+          <w:rFonts w:ascii="Pretendard" w:eastAsia="Pretendard" w:hAnsi="Pretendard"/>
+          <w:i/>
+          <w:iCs/>
+          <w:sz w:val="20"/>
+          <w:szCs w:val="20"/>
+        </w:rPr>
+        <w:t xml:space="preserve">국어국문학</w:t>
+      </w:r>
+      <w:proofErr w:type="spellEnd"/>
+      <w:r>
+        <w:rPr>
+          <w:rFonts w:ascii="Pretendard" w:eastAsia="Pretendard" w:hAnsi="Pretendard"/>
+          <w:sz w:val="20"/>
+          <w:szCs w:val="20"/>
+        </w:rPr>
+        <w:t xml:space="preserve">, 215: 327–339, 2026. </w:t>
+      </w:r>
+      <w:hyperlink r:id="rId61" w:history="1">
+        <w:r>
+          <w:rPr>
+            <w:rStyle w:val="a5"/>
+            <w:rFonts w:ascii="Pretendard" w:eastAsia="Pretendard" w:hAnsi="Pretendard"/>
+            <w:sz w:val="20"/>
+            <w:szCs w:val="20"/>
+          </w:rPr>
+          <w:t>doi.org/10.31889/kll.2026.6.215.327</w:t>
+        </w:r>
+        <w:proofErr w:type="gramStart"/>
+        <w:r>
+          <w:rPr>
+            <w:rStyle w:val="a5"/>
+            <w:rFonts w:ascii="Pretendard" w:eastAsia="Pretendard" w:hAnsi="Pretendard"/>
+            <w:sz w:val="20"/>
+            <w:szCs w:val="20"/>
+          </w:rPr>
+          <w:t/>
+        </w:r>
+        <w:proofErr w:type="gramEnd"/>
+        <w:r>
+          <w:rPr>
+            <w:rStyle w:val="a5"/>
+            <w:rFonts w:ascii="Pretendard" w:eastAsia="Pretendard" w:hAnsi="Pretendard"/>
+            <w:sz w:val="20"/>
+            <w:szCs w:val="20"/>
+          </w:rPr>
+          <w:t/>
+        </w:r>
+      </w:hyperlink>
     </w:p>
     <w:p>
       <w:pPr>

--- a/files/ByungjunKim_CV_2609.docx
+++ b/files/ByungjunKim_CV_2609.docx
@@ -8270,7 +8270,7 @@
           <w:sz w:val="20"/>
           <w:szCs w:val="20"/>
         </w:rPr>
-        <w:t>, Professor, School of Digital Humanities and Computational Social Sciences, KAIST (master’s advisor). junbg@kaist.ac.kr</w:t>
+        <w:t>, Professor of Korean Literature, School of Digital Humanities and Computational Social Sciences, KAIST (master’s advisor). junbg@kaist.ac.kr</w:t>
       </w:r>
     </w:p>
     <w:sectPr>

--- a/files/ByungjunKim_CV_2609.docx
+++ b/files/ByungjunKim_CV_2609.docx
@@ -6282,6 +6282,8 @@
           <w:ilvl w:val="0"/>
           <w:numId w:val="2"/>
         </w:numPr>
+        <w:autoSpaceDE w:val="0"/>
+        <w:autoSpaceDN w:val="0"/>
         <w:spacing w:after="70"/>
         <w:rPr>
           <w:rFonts w:ascii="Pretendard" w:eastAsia="Pretendard" w:hAnsi="Pretendard"/>
@@ -6305,8 +6307,17 @@
           <w:sz w:val="20"/>
           <w:szCs w:val="20"/>
         </w:rPr>
-        <w:t>The Gobaek (Confession) Benchmark: An Evaluation Dataset for Self-Rationalization of Colonial Male Intellectual Personas. Research–Education Linkage Program, The Academy of Korean Studies. KRW 16,000,000. Sep. 2026 – Feb. 2027.</w:t>
-      </w:r>
+        <w:t xml:space="preserve">“&lt;고백(告白) 벤치마크&gt;: 식민지 남성 지식인 페르소나의 자기합리화 평가 데이터셋 구축 (The Gobaek (Confession) Benchmark: An Evaluation Dataset for Self-Rationalization of Colonial Male Intellectual Personas)”, 2026년 2학기 연구교육연계과제, 한국학중앙연구원 (The Academy of Korean Studies), 총 연구비 1,600만원 (Total 16 million KRW), 09/2026 – 02/2027, </w:t>
+      </w:r>
+      <w:hyperlink r:id="rId68" w:history="1">
+        <w:r>
+          <w:rPr>
+            <w:rStyle w:val="a5"/>
+            <w:rFonts w:ascii="Pretendard" w:eastAsia="Pretendard" w:hAnsi="Pretendard"/>
+          </w:rPr>
+          <w:t>Link</w:t>
+        </w:r>
+      </w:hyperlink>
     </w:p>
     <w:p>
       <w:pPr>
@@ -6315,6 +6326,8 @@
           <w:ilvl w:val="0"/>
           <w:numId w:val="2"/>
         </w:numPr>
+        <w:autoSpaceDE w:val="0"/>
+        <w:autoSpaceDN w:val="0"/>
         <w:spacing w:after="70"/>
         <w:rPr>
           <w:rFonts w:ascii="Pretendard" w:eastAsia="Pretendard" w:hAnsi="Pretendard"/>
@@ -6338,7 +6351,7 @@
           <w:sz w:val="20"/>
           <w:szCs w:val="20"/>
         </w:rPr>
-        <w:t>Knowledge Graphs of Literary Crossings: Modeling European–Korean Literary Translation History Using Linked Open Data. Korea–Germany R&amp;D Network Program, National Research Foundation of Korea. KRW 20,000,000. Mar. 2026 – Feb. 2027.</w:t>
+        <w:t xml:space="preserve">“한국 인문학 학술 지형도 구축을 위한 데이터 기반 연구동향 분석 체계 개발 (Developing a Data-Driven Research Trend Analysis Framework for Mapping the Scholarly Landscape of Korean Humanities)”, 보조연구원 지원사업 (Research Assistant Support Program), 한국연구원 (Korean Research Center), 04/2026 – 09/2026.</w:t>
       </w:r>
     </w:p>
     <w:p>
@@ -6348,6 +6361,8 @@
           <w:ilvl w:val="0"/>
           <w:numId w:val="2"/>
         </w:numPr>
+        <w:autoSpaceDE w:val="0"/>
+        <w:autoSpaceDN w:val="0"/>
         <w:spacing w:after="70"/>
         <w:rPr>
           <w:rFonts w:ascii="Pretendard" w:eastAsia="Pretendard" w:hAnsi="Pretendard"/>
@@ -6371,8 +6386,17 @@
           <w:sz w:val="20"/>
           <w:szCs w:val="20"/>
         </w:rPr>
-        <w:t>TEI/XML Construction Methodology for Korean Modern Literature in Humanities Data Design Education. Research–Education Linkage Program, The Academy of Korean Studies. KRW 16,000,000. Sep. 2025 – Feb. 2026.</w:t>
-      </w:r>
+        <w:t xml:space="preserve">“문학적 횡단의 지식 그래프: 링크드 오픈 데이터를 활용한 유럽-한국 문학 번역사 모델링 (Knowledge Graphs of Literary Crossings: Modeling European–Korean Literary Translation History Using Linked Open Data)”, 한-독 R&amp;D 네트워크 프로그램, 한국연구재단 (National Research Foundation of Korea), 총 연구비 2,000만원 (Total 20 million KRW), 03/2026 – 02/2027, </w:t>
+      </w:r>
+      <w:hyperlink r:id="rId67" w:history="1">
+        <w:r>
+          <w:rPr>
+            <w:rStyle w:val="a5"/>
+            <w:rFonts w:ascii="Pretendard" w:eastAsia="Pretendard" w:hAnsi="Pretendard"/>
+          </w:rPr>
+          <w:t>Link</w:t>
+        </w:r>
+      </w:hyperlink>
     </w:p>
     <w:p>
       <w:pPr>
@@ -6381,6 +6405,8 @@
           <w:ilvl w:val="0"/>
           <w:numId w:val="2"/>
         </w:numPr>
+        <w:autoSpaceDE w:val="0"/>
+        <w:autoSpaceDN w:val="0"/>
         <w:spacing w:after="70"/>
         <w:rPr>
           <w:rFonts w:ascii="Pretendard" w:eastAsia="Pretendard" w:hAnsi="Pretendard"/>
@@ -6404,8 +6430,17 @@
           <w:sz w:val="20"/>
           <w:szCs w:val="20"/>
         </w:rPr>
-        <w:t>Development of Advanced Natural Language Processing and Large Language Model-Based Digital Korean Studies and Education Methodology. Research–Education Linkage Program, The Academy of Korean Studies. KRW 16,000,000. Mar. 2025 – Aug. 2025.</w:t>
-      </w:r>
+        <w:t xml:space="preserve">“인문 데이터 설계 교육을 위한 한국 근현대 문학 TEI/XML 구축 방법론 연구 (TEI/XML Construction Methodology for Korean Modern Literature in Humanities Data Design Education)”, 2025년 2학기 연구교육연계과제, 한국학중앙연구원 (The Academy of Korean Studies), 총 연구비 1,600만원 (Total 16 million KRW), 09/2025 – 02/2026, </w:t>
+      </w:r>
+      <w:hyperlink r:id="rId66" w:history="1">
+        <w:r>
+          <w:rPr>
+            <w:rStyle w:val="a5"/>
+            <w:rFonts w:ascii="Pretendard" w:eastAsia="Pretendard" w:hAnsi="Pretendard"/>
+          </w:rPr>
+          <w:t>Link</w:t>
+        </w:r>
+      </w:hyperlink>
     </w:p>
     <w:p>
       <w:pPr>
@@ -6414,6 +6449,8 @@
           <w:ilvl w:val="0"/>
           <w:numId w:val="2"/>
         </w:numPr>
+        <w:autoSpaceDE w:val="0"/>
+        <w:autoSpaceDN w:val="0"/>
         <w:spacing w:after="70"/>
         <w:rPr>
           <w:rFonts w:ascii="Pretendard" w:eastAsia="Pretendard" w:hAnsi="Pretendard"/>
@@ -6429,16 +6466,25 @@
           <w:sz w:val="20"/>
           <w:szCs w:val="20"/>
         </w:rPr>
-        <w:t xml:space="preserve">(Co-PI) </w:t>
-      </w:r>
-      <w:r>
-        <w:rPr>
-          <w:rFonts w:ascii="Pretendard" w:eastAsia="Pretendard" w:hAnsi="Pretendard"/>
-          <w:sz w:val="20"/>
-          <w:szCs w:val="20"/>
-        </w:rPr>
-        <w:t>Exploring the Co-evolutionary Dynamics of Artificial Intelligence and Society: A Computational Social Science Approach. Global Humanities and Social Sciences Convergence Research Program, National Research Foundation of Korea. KRW 660,000,000. Jun. 2024 – May 2027.</w:t>
-      </w:r>
+        <w:t xml:space="preserve">(PI) </w:t>
+      </w:r>
+      <w:r>
+        <w:rPr>
+          <w:rFonts w:ascii="Pretendard" w:eastAsia="Pretendard" w:hAnsi="Pretendard"/>
+          <w:sz w:val="20"/>
+          <w:szCs w:val="20"/>
+        </w:rPr>
+        <w:t xml:space="preserve">“고급 자연어 처리 및 대규모 언어 모델 기반 디지털 한국학 연구 및 교육 방법론 개발 (Development of Advanced Natural Language Processing and Large Language Model-Based Digital Korean Studies and Education Methodology)”, 2025년 1학기 연구교육연계과제, 한국학중앙연구원 (The Academy of Korean Studies), 총 연구비 1,600만원 (Total 16 million KRW), 03/2025 – 08/2025, </w:t>
+      </w:r>
+      <w:hyperlink r:id="rId65" w:history="1">
+        <w:r>
+          <w:rPr>
+            <w:rStyle w:val="a5"/>
+            <w:rFonts w:ascii="Pretendard" w:eastAsia="Pretendard" w:hAnsi="Pretendard"/>
+          </w:rPr>
+          <w:t>Link</w:t>
+        </w:r>
+      </w:hyperlink>
     </w:p>
     <w:p>
       <w:pPr>
@@ -6447,6 +6493,8 @@
           <w:ilvl w:val="0"/>
           <w:numId w:val="2"/>
         </w:numPr>
+        <w:autoSpaceDE w:val="0"/>
+        <w:autoSpaceDN w:val="0"/>
         <w:spacing w:after="70"/>
         <w:rPr>
           <w:rFonts w:ascii="Pretendard" w:eastAsia="Pretendard" w:hAnsi="Pretendard"/>
@@ -6462,15 +6510,15 @@
           <w:sz w:val="20"/>
           <w:szCs w:val="20"/>
         </w:rPr>
-        <w:t xml:space="preserve">(PI) </w:t>
-      </w:r>
-      <w:r>
-        <w:rPr>
-          <w:rFonts w:ascii="Pretendard" w:eastAsia="Pretendard" w:hAnsi="Pretendard"/>
-          <w:sz w:val="20"/>
-          <w:szCs w:val="20"/>
-        </w:rPr>
-        <w:t>Integrative Approaches in Computational Literary Studies and Global Knowledge Structures. CLS INFRA TNA Fellowship, European Union Horizon 2020. EUR 7,240. Mar. 2024 – May 2024.</w:t>
+        <w:t xml:space="preserve">(Co-PI) </w:t>
+      </w:r>
+      <w:r>
+        <w:rPr>
+          <w:rFonts w:ascii="Pretendard" w:eastAsia="Pretendard" w:hAnsi="Pretendard"/>
+          <w:sz w:val="20"/>
+          <w:szCs w:val="20"/>
+        </w:rPr>
+        <w:t xml:space="preserve">“인공지능과 사회 공진화 동역학에 대한 전산사회과학 연구 (Exploring the Co-evolutionary Dynamics of Artificial Intelligence and Society: A Computational Social Science Approach)”, 글로벌인문사회융합연구지원사업(연구그룹형_국외형), 한국연구재단 (National Research Foundation of Korea), 총 연구비 6.6억원 (Total 660 million KRW), 06/2024 – 05/2027.</w:t>
       </w:r>
     </w:p>
     <w:p>
@@ -6480,7 +6528,9 @@
           <w:ilvl w:val="0"/>
           <w:numId w:val="2"/>
         </w:numPr>
-        <w:spacing w:after="60"/>
+        <w:autoSpaceDE w:val="0"/>
+        <w:autoSpaceDN w:val="0"/>
+        <w:spacing w:after="70"/>
         <w:rPr>
           <w:rFonts w:ascii="Pretendard" w:eastAsia="Pretendard" w:hAnsi="Pretendard"/>
           <w:sz w:val="20"/>
@@ -6503,8 +6553,78 @@
           <w:sz w:val="20"/>
           <w:szCs w:val="20"/>
         </w:rPr>
-        <w:t>Building an Academic Corpus and Language Model in the Humanities and Social Sciences to Advance Korean AI. Creative-Challenge Research Program, National Research Foundation of Korea. KRW 140,000,000. Jun. 2023 – May 2025.</w:t>
-      </w:r>
+        <w:t xml:space="preserve">“Integrative Approaches in Computational Literary Studies and Global Knowledge Structures”, CLS INFRA TNA Fellowships, European Union’s Horizon 2020 research and innovation programme, Total 7,240 EUR, 03/2024 – 05/2024, </w:t>
+      </w:r>
+      <w:hyperlink r:id="rId63" w:history="1">
+        <w:r>
+          <w:rPr>
+            <w:rStyle w:val="a5"/>
+            <w:rFonts w:ascii="Pretendard" w:eastAsia="Pretendard" w:hAnsi="Pretendard"/>
+          </w:rPr>
+          <w:t>Link</w:t>
+        </w:r>
+      </w:hyperlink>
+      <w:r>
+        <w:rPr>
+          <w:rFonts w:ascii="Pretendard" w:eastAsia="Pretendard" w:hAnsi="Pretendard"/>
+          <w:sz w:val="20"/>
+          <w:szCs w:val="20"/>
+        </w:rPr>
+        <w:t xml:space="preserve"> · </w:t>
+      </w:r>
+      <w:hyperlink r:id="rId64" w:history="1">
+        <w:r>
+          <w:rPr>
+            <w:rStyle w:val="a5"/>
+            <w:rFonts w:ascii="Pretendard" w:eastAsia="Pretendard" w:hAnsi="Pretendard"/>
+          </w:rPr>
+          <w:t>Certificate</w:t>
+        </w:r>
+      </w:hyperlink>
+    </w:p>
+    <w:p>
+      <w:pPr>
+        <w:pStyle w:val="a4"/>
+        <w:numPr>
+          <w:ilvl w:val="0"/>
+          <w:numId w:val="2"/>
+        </w:numPr>
+        <w:autoSpaceDE w:val="0"/>
+        <w:autoSpaceDN w:val="0"/>
+        <w:spacing w:after="70"/>
+        <w:rPr>
+          <w:rFonts w:ascii="Pretendard" w:eastAsia="Pretendard" w:hAnsi="Pretendard"/>
+          <w:sz w:val="20"/>
+          <w:szCs w:val="20"/>
+        </w:rPr>
+      </w:pPr>
+      <w:r>
+        <w:rPr>
+          <w:rFonts w:ascii="Pretendard" w:eastAsia="Pretendard" w:hAnsi="Pretendard"/>
+          <w:b/>
+          <w:bCs/>
+          <w:sz w:val="20"/>
+          <w:szCs w:val="20"/>
+        </w:rPr>
+        <w:t xml:space="preserve">(PI) </w:t>
+      </w:r>
+      <w:r>
+        <w:rPr>
+          <w:rFonts w:ascii="Pretendard" w:eastAsia="Pretendard" w:hAnsi="Pretendard"/>
+          <w:sz w:val="20"/>
+          <w:szCs w:val="20"/>
+        </w:rPr>
+        <w:t xml:space="preserve">“한국어 인공지능 고도화를 위한 인문사회과학 학술 말뭉치와 언어 모델 구축 (Building an Academic Corpus and Language Model in the Humanities and Social Sciences to Advance Korean AI)”, 창의·도전연구 기반지원, 한국연구재단 (National Research Foundation of Korea), 총 연구비 1.4억원 (Total 140 million KRW), 06/2023 – 05/2025, </w:t>
+      </w:r>
+      <w:hyperlink r:id="rId62" w:history="1">
+        <w:r>
+          <w:rPr>
+            <w:rStyle w:val="a5"/>
+            <w:rFonts w:ascii="Pretendard" w:eastAsia="Pretendard" w:hAnsi="Pretendard"/>
+          </w:rPr>
+          <w:t>Certificate</w:t>
+        </w:r>
+      </w:hyperlink>
     </w:p>
     <w:p>
       <w:pPr>

--- a/files/ByungjunKim_CV_2609.docx
+++ b/files/ByungjunKim_CV_2609.docx
@@ -7762,105 +7762,15 @@
           <w:sz w:val="20"/>
           <w:szCs w:val="20"/>
         </w:rPr>
-        <w:t xml:space="preserve">Bibliometrics and network analysis: </w:t>
-      </w:r>
-      <w:r>
-        <w:rPr>
-          <w:rFonts w:ascii="Pretendard" w:eastAsia="Pretendard" w:hAnsi="Pretendard"/>
-          <w:sz w:val="20"/>
-          <w:szCs w:val="20"/>
-        </w:rPr>
-        <w:t xml:space="preserve">KCI, </w:t>
-      </w:r>
-      <w:proofErr w:type="spellStart"/>
-      <w:r>
-        <w:rPr>
-          <w:rFonts w:ascii="Pretendard" w:eastAsia="Pretendard" w:hAnsi="Pretendard"/>
-          <w:sz w:val="20"/>
-          <w:szCs w:val="20"/>
-        </w:rPr>
-        <w:t>OpenAlex</w:t>
-      </w:r>
-      <w:proofErr w:type="spellEnd"/>
-      <w:r>
-        <w:rPr>
-          <w:rFonts w:ascii="Pretendard" w:eastAsia="Pretendard" w:hAnsi="Pretendard"/>
-          <w:sz w:val="20"/>
-          <w:szCs w:val="20"/>
-        </w:rPr>
-        <w:t xml:space="preserve">, citation and reference data; Gephi, </w:t>
-      </w:r>
-      <w:proofErr w:type="spellStart"/>
-      <w:r>
-        <w:rPr>
-          <w:rFonts w:ascii="Pretendard" w:eastAsia="Pretendard" w:hAnsi="Pretendard"/>
-          <w:sz w:val="20"/>
-          <w:szCs w:val="20"/>
-        </w:rPr>
-        <w:t>networkx</w:t>
-      </w:r>
-      <w:proofErr w:type="spellEnd"/>
-      <w:r>
-        <w:rPr>
-          <w:rFonts w:ascii="Pretendard" w:eastAsia="Pretendard" w:hAnsi="Pretendard"/>
-          <w:sz w:val="20"/>
-          <w:szCs w:val="20"/>
-        </w:rPr>
-        <w:t xml:space="preserve">, </w:t>
-      </w:r>
-      <w:proofErr w:type="spellStart"/>
-      <w:r>
-        <w:rPr>
-          <w:rFonts w:ascii="Pretendard" w:eastAsia="Pretendard" w:hAnsi="Pretendard"/>
-          <w:sz w:val="20"/>
-          <w:szCs w:val="20"/>
-        </w:rPr>
-        <w:t>igraph</w:t>
-      </w:r>
-      <w:proofErr w:type="spellEnd"/>
-      <w:r>
-        <w:rPr>
-          <w:rFonts w:ascii="Pretendard" w:eastAsia="Pretendard" w:hAnsi="Pretendard"/>
-          <w:sz w:val="20"/>
-          <w:szCs w:val="20"/>
-        </w:rPr>
-        <w:t xml:space="preserve">, </w:t>
-      </w:r>
-      <w:proofErr w:type="spellStart"/>
-      <w:r>
-        <w:rPr>
-          <w:rFonts w:ascii="Pretendard" w:eastAsia="Pretendard" w:hAnsi="Pretendard"/>
-          <w:sz w:val="20"/>
-          <w:szCs w:val="20"/>
-        </w:rPr>
-        <w:t>VOSviewer</w:t>
-      </w:r>
-      <w:proofErr w:type="spellEnd"/>
-      <w:r>
-        <w:rPr>
-          <w:rFonts w:ascii="Pretendard" w:eastAsia="Pretendard" w:hAnsi="Pretendard"/>
-          <w:sz w:val="20"/>
-          <w:szCs w:val="20"/>
-        </w:rPr>
-        <w:t xml:space="preserve">, </w:t>
-      </w:r>
-      <w:proofErr w:type="spellStart"/>
-      <w:r>
-        <w:rPr>
-          <w:rFonts w:ascii="Pretendard" w:eastAsia="Pretendard" w:hAnsi="Pretendard"/>
-          <w:sz w:val="20"/>
-          <w:szCs w:val="20"/>
-        </w:rPr>
-        <w:t>CiteSpace</w:t>
-      </w:r>
-      <w:proofErr w:type="spellEnd"/>
-      <w:r>
-        <w:rPr>
-          <w:rFonts w:ascii="Pretendard" w:eastAsia="Pretendard" w:hAnsi="Pretendard"/>
-          <w:sz w:val="20"/>
-          <w:szCs w:val="20"/>
-        </w:rPr>
-        <w:t>.</w:t>
+        <w:t xml:space="preserve">AI agent engineering: </w:t>
+      </w:r>
+      <w:r>
+        <w:rPr>
+          <w:rFonts w:ascii="Pretendard" w:eastAsia="Pretendard" w:hAnsi="Pretendard"/>
+          <w:sz w:val="20"/>
+          <w:szCs w:val="20"/>
+        </w:rPr>
+        <w:t>LLM-based agents, tool use, and agentic research workflows.</w:t>
       </w:r>
     </w:p>
     <w:p>
@@ -7885,6 +7795,129 @@
           <w:sz w:val="20"/>
           <w:szCs w:val="20"/>
         </w:rPr>
+        <w:t xml:space="preserve">Bibliometrics and network analysis: </w:t>
+      </w:r>
+      <w:r>
+        <w:rPr>
+          <w:rFonts w:ascii="Pretendard" w:eastAsia="Pretendard" w:hAnsi="Pretendard"/>
+          <w:sz w:val="20"/>
+          <w:szCs w:val="20"/>
+        </w:rPr>
+        <w:t xml:space="preserve">KCI, </w:t>
+      </w:r>
+      <w:proofErr w:type="spellStart"/>
+      <w:r>
+        <w:rPr>
+          <w:rFonts w:ascii="Pretendard" w:eastAsia="Pretendard" w:hAnsi="Pretendard"/>
+          <w:sz w:val="20"/>
+          <w:szCs w:val="20"/>
+        </w:rPr>
+        <w:t>OpenAlex</w:t>
+      </w:r>
+      <w:proofErr w:type="spellEnd"/>
+      <w:r>
+        <w:rPr>
+          <w:rFonts w:ascii="Pretendard" w:eastAsia="Pretendard" w:hAnsi="Pretendard"/>
+          <w:sz w:val="20"/>
+          <w:szCs w:val="20"/>
+        </w:rPr>
+        <w:t xml:space="preserve">, citation and reference data; Gephi, </w:t>
+      </w:r>
+      <w:proofErr w:type="spellStart"/>
+      <w:r>
+        <w:rPr>
+          <w:rFonts w:ascii="Pretendard" w:eastAsia="Pretendard" w:hAnsi="Pretendard"/>
+          <w:sz w:val="20"/>
+          <w:szCs w:val="20"/>
+        </w:rPr>
+        <w:t>networkx</w:t>
+      </w:r>
+      <w:proofErr w:type="spellEnd"/>
+      <w:r>
+        <w:rPr>
+          <w:rFonts w:ascii="Pretendard" w:eastAsia="Pretendard" w:hAnsi="Pretendard"/>
+          <w:sz w:val="20"/>
+          <w:szCs w:val="20"/>
+        </w:rPr>
+        <w:t xml:space="preserve">, </w:t>
+      </w:r>
+      <w:proofErr w:type="spellStart"/>
+      <w:r>
+        <w:rPr>
+          <w:rFonts w:ascii="Pretendard" w:eastAsia="Pretendard" w:hAnsi="Pretendard"/>
+          <w:sz w:val="20"/>
+          <w:szCs w:val="20"/>
+        </w:rPr>
+        <w:t>igraph</w:t>
+      </w:r>
+      <w:proofErr w:type="spellEnd"/>
+      <w:r>
+        <w:rPr>
+          <w:rFonts w:ascii="Pretendard" w:eastAsia="Pretendard" w:hAnsi="Pretendard"/>
+          <w:sz w:val="20"/>
+          <w:szCs w:val="20"/>
+        </w:rPr>
+        <w:t xml:space="preserve">, </w:t>
+      </w:r>
+      <w:proofErr w:type="spellStart"/>
+      <w:r>
+        <w:rPr>
+          <w:rFonts w:ascii="Pretendard" w:eastAsia="Pretendard" w:hAnsi="Pretendard"/>
+          <w:sz w:val="20"/>
+          <w:szCs w:val="20"/>
+        </w:rPr>
+        <w:t>VOSviewer</w:t>
+      </w:r>
+      <w:proofErr w:type="spellEnd"/>
+      <w:r>
+        <w:rPr>
+          <w:rFonts w:ascii="Pretendard" w:eastAsia="Pretendard" w:hAnsi="Pretendard"/>
+          <w:sz w:val="20"/>
+          <w:szCs w:val="20"/>
+        </w:rPr>
+        <w:t xml:space="preserve">, </w:t>
+      </w:r>
+      <w:proofErr w:type="spellStart"/>
+      <w:r>
+        <w:rPr>
+          <w:rFonts w:ascii="Pretendard" w:eastAsia="Pretendard" w:hAnsi="Pretendard"/>
+          <w:sz w:val="20"/>
+          <w:szCs w:val="20"/>
+        </w:rPr>
+        <w:t>CiteSpace</w:t>
+      </w:r>
+      <w:proofErr w:type="spellEnd"/>
+      <w:r>
+        <w:rPr>
+          <w:rFonts w:ascii="Pretendard" w:eastAsia="Pretendard" w:hAnsi="Pretendard"/>
+          <w:sz w:val="20"/>
+          <w:szCs w:val="20"/>
+        </w:rPr>
+        <w:t>.</w:t>
+      </w:r>
+    </w:p>
+    <w:p>
+      <w:pPr>
+        <w:pStyle w:val="a4"/>
+        <w:numPr>
+          <w:ilvl w:val="0"/>
+          <w:numId w:val="2"/>
+        </w:numPr>
+        <w:spacing w:after="70"/>
+        <w:rPr>
+          <w:rFonts w:ascii="Pretendard" w:eastAsia="Pretendard" w:hAnsi="Pretendard"/>
+          <w:sz w:val="20"/>
+          <w:szCs w:val="20"/>
+        </w:rPr>
+      </w:pPr>
+      <w:r>
+        <w:rPr>
+          <w:rFonts w:ascii="Pretendard" w:eastAsia="Pretendard" w:hAnsi="Pretendard"/>
+          <w:b/>
+          <w:bCs/>
+          <w:sz w:val="20"/>
+          <w:szCs w:val="20"/>
+        </w:rPr>
         <w:t xml:space="preserve">Knowledge organization and data infrastructure: </w:t>
       </w:r>
       <w:r>
@@ -7893,7 +7926,7 @@
           <w:sz w:val="20"/>
           <w:szCs w:val="20"/>
         </w:rPr>
-        <w:t>corpus and dataset construction, metadata and TEI/XML, Linked Open Data (RDF/SPARQL), RDBMS, NoSQL, web scraping and crawling.</w:t>
+        <w:t>corpus and dataset construction, metadata and TEI/XML, Linked Open Data (RDF/SPARQL), RDBMS, NoSQL.</w:t>
       </w:r>
     </w:p>
     <w:p>

--- a/files/ByungjunKim_CV_2609.docx
+++ b/files/ByungjunKim_CV_2609.docx
@@ -6351,7 +6351,7 @@
           <w:sz w:val="20"/>
           <w:szCs w:val="20"/>
         </w:rPr>
-        <w:t xml:space="preserve">“한국 인문학 학술 지형도 구축을 위한 데이터 기반 연구동향 분석 체계 개발 (Developing a Data-Driven Research Trend Analysis Framework for Mapping the Scholarly Landscape of Korean Humanities)”, 보조연구원 지원사업 (Research Assistant Support Program), 한국연구원 (Korean Research Center), 04/2026 – 09/2026.</w:t>
+        <w:t>“한국 인문학 학술 지형도 구축을 위한 데이터 기반 연구동향 분석 체계 개발 (Developing a Data-Driven Research Trend Analysis Framework for Mapping the Scholarly Landscape of Korean Humanities)”, 한국연구원 (Research Institute for Korean Studies), 총 연구비 900만원 (Total 9 million KRW), 04/2026 – 09/2026.</w:t>
       </w:r>
     </w:p>
     <w:p>
